--- a/Инструкция_по_развёртыванию_Управление_стримами_и_командами.docx
+++ b/Инструкция_по_развёртыванию_Управление_стримами_и_командами.docx
@@ -36,7 +36,7 @@
           <w:i/>
           <w:sz w:val="20"/>
         </w:rPr>
-        <w:t>Управление стримами и командами PRO · v2.3.0 · 29.10.2026</w:t>
+        <w:t>Управление стримами и командами PRO · v2.4.0 · 29.10.2026</w:t>
       </w:r>
     </w:p>
     <w:p/>

--- a/Инструкция_по_развёртыванию_Управление_стримами_и_командами.docx
+++ b/Инструкция_по_развёртыванию_Управление_стримами_и_командами.docx
@@ -36,7 +36,7 @@
           <w:i/>
           <w:sz w:val="20"/>
         </w:rPr>
-        <w:t>Управление стримами и командами PRO · v2.4.0 · 29.10.2026</w:t>
+        <w:t>Управление стримами и командами PRO · v2.5.0 · 29.10.2026</w:t>
       </w:r>
     </w:p>
     <w:p/>

--- a/Инструкция_по_развёртыванию_Управление_стримами_и_командами.docx
+++ b/Инструкция_по_развёртыванию_Управление_стримами_и_командами.docx
@@ -36,7 +36,7 @@
           <w:i/>
           <w:sz w:val="20"/>
         </w:rPr>
-        <w:t>Управление стримами и командами PRO · v2.5.0 · 29.10.2026</w:t>
+        <w:t>Управление стримами и командами PRO · v2.6.0 · 29.10.2026</w:t>
       </w:r>
     </w:p>
     <w:p/>

--- a/Инструкция_по_развёртыванию_Управление_стримами_и_командами.docx
+++ b/Инструкция_по_развёртыванию_Управление_стримами_и_командами.docx
@@ -36,7 +36,7 @@
           <w:i/>
           <w:sz w:val="20"/>
         </w:rPr>
-        <w:t>Управление стримами и командами PRO · v2.6.0 · 29.10.2026</w:t>
+        <w:t>Управление стримами и командами PRO · v2.7.0 · 29.10.2026</w:t>
       </w:r>
     </w:p>
     <w:p/>

--- a/Инструкция_по_развёртыванию_Управление_стримами_и_командами.docx
+++ b/Инструкция_по_развёртыванию_Управление_стримами_и_командами.docx
@@ -36,7 +36,7 @@
           <w:i/>
           <w:sz w:val="20"/>
         </w:rPr>
-        <w:t>Управление стримами и командами PRO · v2.7.0 · 29.10.2026</w:t>
+        <w:t>Управление стримами и командами PRO · v2.8.0 · 29.10.2026</w:t>
       </w:r>
     </w:p>
     <w:p/>
@@ -320,7 +320,7 @@
     </w:p>
     <w:p>
       <w:r>
-        <w:t>Базы данных: streams (основная, схема и сид применяются Flyway из Java-сервиса — миграции V1–V7) и streams_audit (отдельная БД журнала событий).</w:t>
+        <w:t>Базы данных: streams (основная, схема и сид применяются Flyway из Java-сервиса — миграции V1–V12 и платформенные V1–V4) и streams_audit (отдельная БД журнала событий).</w:t>
       </w:r>
     </w:p>
     <w:p>
@@ -895,7 +895,7 @@
         <w:pStyle w:val="ListNumber"/>
       </w:pPr>
       <w:r>
-        <w:t>Стартует Java-сервис (api); Flyway применяет миграции к БД streams: V1 (схема + демо-данные), V2 (таблицы авторизации), V3 (release_id/priority/dor + boards), V4 (доска board_doc), V5 (компетенции skills), V6 (agile_maturity), V7 (team.scrum — доп. роль «Скрам-мастер»).</w:t>
+        <w:t>Стартует Java-сервис (api); Flyway применяет миграции к БД streams: V1 (схема + демо-данные), V2 (таблицы авторизации), V3 (release_id/priority/dor + boards), V4 (доска board_doc), V5 (компетенции skills), V6 (agile_maturity), V7 (team.scrum — доп. роль «Скрам-мастер»), V8 (цели спринтов, WSJF), V9 (WIP, DoR, scope-лог, OKR), V10 (реестры управления проектом, иерархия работ), V11 (Team Health Check, деплои, инциденты), V12 (диаграмма Исикавы); затем платформенные миграции db/platform V1–V4.</w:t>
       </w:r>
     </w:p>
     <w:p>
@@ -1419,7 +1419,7 @@
     <w:p/>
     <w:p>
       <w:r>
-        <w:t>При старте Flyway применит миграции V1…V7. Сервис слушает порт 8080. Проверка:</w:t>
+        <w:t>При старте Flyway применит миграции V1…V12 и платформенные V1…V4. Сервис слушает порт 8080. Проверка:</w:t>
       </w:r>
     </w:p>
     <w:tbl>
@@ -3041,11 +3041,9 @@
           <w:b/>
           <w:color w:val="C0392B"/>
         </w:rPr>
-        <w:t xml:space="preserve">Важно: </w:t>
+        <w:t>Важно: Не редактируйте уже применённые Flyway-миграции (V1…V12, платформенные V1…V4) — добавляйте только новые. Для чистой установки пересоздайте БД.</w:t>
       </w:r>
-      <w:r>
-        <w:t>Не редактируйте уже применённые Flyway-миграции (V1…V7) — добавляйте только новые (V7, …). Для чистой установки пересоздайте БД.</w:t>
-      </w:r>
+      <w:r/>
     </w:p>
     <w:p>
       <w:pPr>
@@ -3779,7 +3777,7 @@
         <w:pStyle w:val="ListBullet"/>
       </w:pPr>
       <w:r>
-        <w:t>Миграции при старте: сначала таблицы команд из db/migration (V1…V12) в схеме public, затем платформенные таблицы из db/platform (своя история platform_schema_history: V1 — org_streams, org_teams, org_memberships; V2 — org_stream_docs), затем все схемы команд team_&lt;id&gt;.</w:t>
+        <w:t>Миграции при старте: сначала таблицы команд из db/migration (V1…V12) в схеме public, затем платформенные таблицы из db/platform (своя история platform_schema_history: V1 — org_streams, org_teams, org_memberships; V2 — org_stream_docs; V3 — должности команды управления org_memberships.position; V4 — привязка учётной записи к участнику app_users.member_name), затем все схемы команд team_&lt;id&gt;.</w:t>
       </w:r>
     </w:p>
     <w:p>

--- a/Инструкция_по_развёртыванию_Управление_стримами_и_командами.docx
+++ b/Инструкция_по_развёртыванию_Управление_стримами_и_командами.docx
@@ -36,7 +36,7 @@
           <w:i/>
           <w:sz w:val="20"/>
         </w:rPr>
-        <w:t>Управление стримами и командами PRO · v2.8.0 · 29.10.2026</w:t>
+        <w:t>Управление стримами и командами PRO · v2.9.0 · 29.10.2026</w:t>
       </w:r>
     </w:p>
     <w:p/>

--- a/Инструкция_по_развёртыванию_Управление_стримами_и_командами.docx
+++ b/Инструкция_по_развёртыванию_Управление_стримами_и_командами.docx
@@ -36,7 +36,7 @@
           <w:i/>
           <w:sz w:val="20"/>
         </w:rPr>
-        <w:t>Управление стримами и командами PRO · v2.9.0 · 29.10.2026</w:t>
+        <w:t>Управление стримами и командами PRO · v2.10.0 · 29.10.2026</w:t>
       </w:r>
     </w:p>
     <w:p/>
@@ -320,7 +320,7 @@
     </w:p>
     <w:p>
       <w:r>
-        <w:t>Базы данных: streams (основная, схема и сид применяются Flyway из Java-сервиса — миграции V1–V12 и платформенные V1–V4) и streams_audit (отдельная БД журнала событий).</w:t>
+        <w:t>Базы данных: streams (основная, схема и сид применяются Flyway из Java-сервиса — миграции V1–V13 и платформенные V1–V4) и streams_audit (отдельная БД журнала событий).</w:t>
       </w:r>
     </w:p>
     <w:p>
@@ -895,7 +895,7 @@
         <w:pStyle w:val="ListNumber"/>
       </w:pPr>
       <w:r>
-        <w:t>Стартует Java-сервис (api); Flyway применяет миграции к БД streams: V1 (схема + демо-данные), V2 (таблицы авторизации), V3 (release_id/priority/dor + boards), V4 (доска board_doc), V5 (компетенции skills), V6 (agile_maturity), V7 (team.scrum — доп. роль «Скрам-мастер»), V8 (цели спринтов, WSJF), V9 (WIP, DoR, scope-лог, OKR), V10 (реестры управления проектом, иерархия работ), V11 (Team Health Check, деплои, инциденты), V12 (диаграмма Исикавы); затем платформенные миграции db/platform V1–V4.</w:t>
+        <w:t>Стартует Java-сервис (api); Flyway применяет миграции к БД streams: V1 (схема + демо-данные), V2 (таблицы авторизации), V3 (release_id/priority/dor + boards), V4 (доска board_doc), V5 (компетенции skills), V6 (agile_maturity), V7 (team.scrum — доп. роль «Скрам-мастер»), V8 (цели спринтов, WSJF), V9 (WIP, DoR, scope-лог, OKR), V10 (реестры управления проектом, иерархия работ), V11 (Team Health Check, деплои, инциденты), V12 (диаграмма Исикавы), V13 (tasks.stages и params.stage_roles — метки этапов); затем платформенные миграции db/platform V1–V4.</w:t>
       </w:r>
     </w:p>
     <w:p>
@@ -1419,7 +1419,7 @@
     <w:p/>
     <w:p>
       <w:r>
-        <w:t>При старте Flyway применит миграции V1…V12 и платформенные V1…V4. Сервис слушает порт 8080. Проверка:</w:t>
+        <w:t>При старте Flyway применит миграции V1…V13 и платформенные V1…V4. Сервис слушает порт 8080. Проверка:</w:t>
       </w:r>
     </w:p>
     <w:tbl>
@@ -3041,7 +3041,7 @@
           <w:b/>
           <w:color w:val="C0392B"/>
         </w:rPr>
-        <w:t>Важно: Не редактируйте уже применённые Flyway-миграции (V1…V12, платформенные V1…V4) — добавляйте только новые. Для чистой установки пересоздайте БД.</w:t>
+        <w:t>Важно: Не редактируйте уже применённые Flyway-миграции (V1…V13, платформенные V1…V4) — добавляйте только новые. Для чистой установки пересоздайте БД.</w:t>
       </w:r>
       <w:r/>
     </w:p>
@@ -3757,6 +3757,15 @@
       </w:r>
     </w:p>
     <w:p>
+      <w:pPr/>
+      <w:r>
+        <w:rPr>
+          <w:i/>
+        </w:rPr>
+        <w:t>v2.10: при старте применяются миграции Flyway V1…V13 (V13 добавляет tasks.stages и params.stage_roles для меток этапов) — в public и в схеме каждой команды.</w:t>
+      </w:r>
+    </w:p>
+    <w:p>
       <w:pPr>
         <w:pStyle w:val="Heading1"/>
       </w:pPr>
@@ -3777,7 +3786,7 @@
         <w:pStyle w:val="ListBullet"/>
       </w:pPr>
       <w:r>
-        <w:t>Миграции при старте: сначала таблицы команд из db/migration (V1…V12) в схеме public, затем платформенные таблицы из db/platform (своя история platform_schema_history: V1 — org_streams, org_teams, org_memberships; V2 — org_stream_docs; V3 — должности команды управления org_memberships.position; V4 — привязка учётной записи к участнику app_users.member_name), затем все схемы команд team_&lt;id&gt;.</w:t>
+        <w:t>Миграции при старте: сначала таблицы команд из db/migration (V1…V13) в схеме public, затем платформенные таблицы из db/platform (своя история platform_schema_history: V1 — org_streams, org_teams, org_memberships; V2 — org_stream_docs; V3 — должности команды управления org_memberships.position; V4 — привязка учётной записи к участнику app_users.member_name), затем все схемы команд team_&lt;id&gt;.</w:t>
       </w:r>
     </w:p>
     <w:p>

--- a/Инструкция_по_развёртыванию_Управление_стримами_и_командами.docx
+++ b/Инструкция_по_развёртыванию_Управление_стримами_и_командами.docx
@@ -36,7 +36,7 @@
           <w:i/>
           <w:sz w:val="20"/>
         </w:rPr>
-        <w:t>Управление стримами и командами PRO · v2.10.0 · 29.10.2026</w:t>
+        <w:t>Управление стримами и командами PRO · v2.11.0 · 29.10.2026</w:t>
       </w:r>
     </w:p>
     <w:p/>

--- a/Инструкция_по_развёртыванию_Управление_стримами_и_командами.docx
+++ b/Инструкция_по_развёртыванию_Управление_стримами_и_командами.docx
@@ -36,7 +36,7 @@
           <w:i/>
           <w:sz w:val="20"/>
         </w:rPr>
-        <w:t>Управление стримами и командами PRO · v2.11.0 · 29.10.2026</w:t>
+        <w:t>Управление стримами и командами PRO · v2.11.1 · 29.10.2026</w:t>
       </w:r>
     </w:p>
     <w:p/>

--- a/Инструкция_по_развёртыванию_Управление_стримами_и_командами.docx
+++ b/Инструкция_по_развёртыванию_Управление_стримами_и_командами.docx
@@ -36,7 +36,7 @@
           <w:i/>
           <w:sz w:val="20"/>
         </w:rPr>
-        <w:t>Управление стримами и командами PRO · v2.11.1 · 29.10.2026</w:t>
+        <w:t>Управление стримами и командами PRO · v2.12.0 · 29.10.2026</w:t>
       </w:r>
     </w:p>
     <w:p/>
@@ -320,7 +320,7 @@
     </w:p>
     <w:p>
       <w:r>
-        <w:t>Базы данных: streams (основная, схема и сид применяются Flyway из Java-сервиса — миграции V1–V13 и платформенные V1–V4) и streams_audit (отдельная БД журнала событий).</w:t>
+        <w:t>Базы данных: streams (основная, схема и сид применяются Flyway из Java-сервиса — миграции V1–V14 и платформенные V1–V4) и streams_audit (отдельная БД журнала событий).</w:t>
       </w:r>
     </w:p>
     <w:p>
@@ -895,7 +895,7 @@
         <w:pStyle w:val="ListNumber"/>
       </w:pPr>
       <w:r>
-        <w:t>Стартует Java-сервис (api); Flyway применяет миграции к БД streams: V1 (схема + демо-данные), V2 (таблицы авторизации), V3 (release_id/priority/dor + boards), V4 (доска board_doc), V5 (компетенции skills), V6 (agile_maturity), V7 (team.scrum — доп. роль «Скрам-мастер»), V8 (цели спринтов, WSJF), V9 (WIP, DoR, scope-лог, OKR), V10 (реестры управления проектом, иерархия работ), V11 (Team Health Check, деплои, инциденты), V12 (диаграмма Исикавы), V13 (tasks.stages и params.stage_roles — метки этапов); затем платформенные миграции db/platform V1–V4.</w:t>
+        <w:t>Стартует Java-сервис (api); Flyway применяет миграции к БД streams: V1 (схема + демо-данные), V2 (таблицы авторизации), V3 (release_id/priority/dor + boards), V4 (доска board_doc), V5 (компетенции skills), V6 (agile_maturity), V7 (team.scrum — доп. роль «Скрам-мастер»), V8 (цели спринтов, WSJF), V9 (WIP, DoR, scope-лог, OKR), V10 (реестры управления проектом, иерархия работ), V11 (Team Health Check, деплои, инциденты), V12 (диаграмма Исикавы), V13 (tasks.stages и params.stage_roles — метки этапов), V14 (tasks.baseline — базовый план); затем платформенные миграции db/platform V1–V4.</w:t>
       </w:r>
     </w:p>
     <w:p>
@@ -1419,7 +1419,7 @@
     <w:p/>
     <w:p>
       <w:r>
-        <w:t>При старте Flyway применит миграции V1…V13 и платформенные V1…V4. Сервис слушает порт 8080. Проверка:</w:t>
+        <w:t>При старте Flyway применит миграции V1…V14 и платформенные V1…V4. Сервис слушает порт 8080. Проверка:</w:t>
       </w:r>
     </w:p>
     <w:tbl>
@@ -3041,7 +3041,7 @@
           <w:b/>
           <w:color w:val="C0392B"/>
         </w:rPr>
-        <w:t>Важно: Не редактируйте уже применённые Flyway-миграции (V1…V13, платформенные V1…V4) — добавляйте только новые. Для чистой установки пересоздайте БД.</w:t>
+        <w:t>Важно: Не редактируйте уже применённые Flyway-миграции (V1…V14, платформенные V1…V4) — добавляйте только новые. Для чистой установки пересоздайте БД.</w:t>
       </w:r>
       <w:r/>
     </w:p>
@@ -3766,6 +3766,15 @@
       </w:r>
     </w:p>
     <w:p>
+      <w:pPr/>
+      <w:r>
+        <w:rPr>
+          <w:i/>
+        </w:rPr>
+        <w:t>v2.12: при старте применяются миграции Flyway V1…V14 (V14 добавляет tasks.baseline — базовый план «Ганта по иерархии») — в public и в схеме каждой команды.</w:t>
+      </w:r>
+    </w:p>
+    <w:p>
       <w:pPr>
         <w:pStyle w:val="Heading1"/>
       </w:pPr>
@@ -3786,7 +3795,7 @@
         <w:pStyle w:val="ListBullet"/>
       </w:pPr>
       <w:r>
-        <w:t>Миграции при старте: сначала таблицы команд из db/migration (V1…V13) в схеме public, затем платформенные таблицы из db/platform (своя история platform_schema_history: V1 — org_streams, org_teams, org_memberships; V2 — org_stream_docs; V3 — должности команды управления org_memberships.position; V4 — привязка учётной записи к участнику app_users.member_name), затем все схемы команд team_&lt;id&gt;.</w:t>
+        <w:t>Миграции при старте: сначала таблицы команд из db/migration (V1…V14) в схеме public, затем платформенные таблицы из db/platform (своя история platform_schema_history: V1 — org_streams, org_teams, org_memberships; V2 — org_stream_docs; V3 — должности команды управления org_memberships.position; V4 — привязка учётной записи к участнику app_users.member_name), затем все схемы команд team_&lt;id&gt;.</w:t>
       </w:r>
     </w:p>
     <w:p>

--- a/Инструкция_по_развёртыванию_Управление_стримами_и_командами.docx
+++ b/Инструкция_по_развёртыванию_Управление_стримами_и_командами.docx
@@ -36,7 +36,7 @@
           <w:i/>
           <w:sz w:val="20"/>
         </w:rPr>
-        <w:t>Управление стримами и командами PRO · v2.12.0 · 29.10.2026</w:t>
+        <w:t>Управление стримами и командами PRO · v2.13.0 · 29.10.2026</w:t>
       </w:r>
     </w:p>
     <w:p/>

--- a/Инструкция_по_развёртыванию_Управление_стримами_и_командами.docx
+++ b/Инструкция_по_развёртыванию_Управление_стримами_и_командами.docx
@@ -36,7 +36,7 @@
           <w:i/>
           <w:sz w:val="20"/>
         </w:rPr>
-        <w:t>Управление стримами и командами PRO · v2.13.0 · 29.10.2026</w:t>
+        <w:t>Управление стримами и командами PRO · v2.13.1 · 29.10.2026</w:t>
       </w:r>
     </w:p>
     <w:p/>
